--- a/Prompt_IA.docx
+++ b/Prompt_IA.docx
@@ -258,17 +258,159 @@
         <w:t>06/03/2026</w:t>
       </w:r>
     </w:p>
-    <w:p>
+    <w:sdt>
+      <w:sdtPr>
+        <w:rPr>
+          <w:lang w:val="es-ES"/>
+        </w:rPr>
+        <w:id w:val="-1718727806"/>
+        <w:docPartObj>
+          <w:docPartGallery w:val="Table of Contents"/>
+          <w:docPartUnique/>
+        </w:docPartObj>
+      </w:sdtPr>
+      <w:sdtEndPr>
+        <w:rPr>
+          <w:rFonts w:asciiTheme="minorHAnsi" w:eastAsiaTheme="minorHAnsi" w:hAnsiTheme="minorHAnsi" w:cstheme="minorBidi"/>
+          <w:b/>
+          <w:bCs/>
+          <w:color w:val="auto"/>
+          <w:kern w:val="2"/>
+          <w:sz w:val="24"/>
+          <w:szCs w:val="24"/>
+          <w:lang w:eastAsia="en-US"/>
+          <w14:ligatures w14:val="standardContextual"/>
+        </w:rPr>
+      </w:sdtEndPr>
+      <w:sdtContent>
+        <w:p>
+          <w:pPr>
+            <w:pStyle w:val="TtuloTDC"/>
+          </w:pPr>
+          <w:r>
+            <w:rPr>
+              <w:lang w:val="es-ES"/>
+            </w:rPr>
+            <w:t>Contenido</w:t>
+          </w:r>
+        </w:p>
+        <w:p>
+          <w:pPr>
+            <w:pStyle w:val="TDC1"/>
+            <w:tabs>
+              <w:tab w:val="right" w:leader="dot" w:pos="8828"/>
+            </w:tabs>
+            <w:rPr>
+              <w:noProof/>
+            </w:rPr>
+          </w:pPr>
+          <w:r>
+            <w:fldChar w:fldCharType="begin"/>
+          </w:r>
+          <w:r>
+            <w:instrText xml:space="preserve"> TOC \o "1-3" \h \z \u </w:instrText>
+          </w:r>
+          <w:r>
+            <w:fldChar w:fldCharType="separate"/>
+          </w:r>
+          <w:hyperlink w:anchor="_Toc224288800" w:history="1">
+            <w:r>
+              <w:rPr>
+                <w:rStyle w:val="Hipervnculo"/>
+                <w:noProof/>
+              </w:rPr>
+              <w:t>PANTALLAZOS</w:t>
+            </w:r>
+            <w:r>
+              <w:rPr>
+                <w:noProof/>
+                <w:webHidden/>
+              </w:rPr>
+              <w:tab/>
+            </w:r>
+            <w:r>
+              <w:rPr>
+                <w:noProof/>
+                <w:webHidden/>
+              </w:rPr>
+              <w:fldChar w:fldCharType="begin"/>
+            </w:r>
+            <w:r>
+              <w:rPr>
+                <w:noProof/>
+                <w:webHidden/>
+              </w:rPr>
+              <w:instrText xml:space="preserve"> PAGEREF _Toc224288800 \h </w:instrText>
+            </w:r>
+            <w:r>
+              <w:rPr>
+                <w:noProof/>
+                <w:webHidden/>
+              </w:rPr>
+            </w:r>
+            <w:r>
+              <w:rPr>
+                <w:noProof/>
+                <w:webHidden/>
+              </w:rPr>
+              <w:fldChar w:fldCharType="separate"/>
+            </w:r>
+            <w:r>
+              <w:rPr>
+                <w:noProof/>
+                <w:webHidden/>
+              </w:rPr>
+              <w:t>2</w:t>
+            </w:r>
+            <w:r>
+              <w:rPr>
+                <w:noProof/>
+                <w:webHidden/>
+              </w:rPr>
+              <w:fldChar w:fldCharType="end"/>
+            </w:r>
+          </w:hyperlink>
+        </w:p>
+        <w:p>
+          <w:r>
+            <w:rPr>
+              <w:b/>
+              <w:bCs/>
+              <w:lang w:val="es-ES"/>
+            </w:rPr>
+            <w:fldChar w:fldCharType="end"/>
+          </w:r>
+        </w:p>
+      </w:sdtContent>
+    </w:sdt>
+    <w:p>
+      <w:pPr>
+        <w:pStyle w:val="Ttulo1"/>
+      </w:pPr>
+    </w:p>
+    <w:p>
+      <w:pPr>
+        <w:pStyle w:val="Ttulo1"/>
+      </w:pPr>
+      <w:bookmarkStart w:id="0" w:name="_Toc224288800"/>
       <w:r>
-        <w:lastRenderedPageBreak/>
+        <w:t>PANTALLAZOS</w:t>
+      </w:r>
+      <w:bookmarkEnd w:id="0"/>
+    </w:p>
+    <w:p>
+      <w:r>
+        <w:rPr>
+          <w:noProof/>
+        </w:rPr>
         <w:drawing>
-          <wp:anchor distT="0" distB="0" distL="114300" distR="114300" simplePos="0" relativeHeight="251658240" behindDoc="0" locked="0" layoutInCell="1" allowOverlap="1" wp14:anchorId="0335C06F" wp14:editId="3D1BD383">
+          <wp:anchor distT="0" distB="0" distL="114300" distR="114300" simplePos="0" relativeHeight="251658240" behindDoc="0" locked="0" layoutInCell="1" allowOverlap="1" wp14:anchorId="0335C06F" wp14:editId="79E3B1BB">
             <wp:simplePos x="0" y="0"/>
             <wp:positionH relativeFrom="margin">
-              <wp:posOffset>853440</wp:posOffset>
+              <wp:posOffset>692150</wp:posOffset>
             </wp:positionH>
             <wp:positionV relativeFrom="paragraph">
-              <wp:posOffset>235585</wp:posOffset>
+              <wp:posOffset>64415</wp:posOffset>
             </wp:positionV>
             <wp:extent cx="4444365" cy="5076825"/>
             <wp:effectExtent l="0" t="0" r="0" b="9525"/>
@@ -285,7 +427,7 @@
                     <pic:cNvPicPr/>
                   </pic:nvPicPr>
                   <pic:blipFill rotWithShape="1">
-                    <a:blip r:embed="rId4">
+                    <a:blip r:embed="rId5">
                       <a:extLst>
                         <a:ext uri="{28A0092B-C50C-407E-A947-70E740481C1C}">
                           <a14:useLocalDpi xmlns:a14="http://schemas.microsoft.com/office/drawing/2010/main" val="0"/>
@@ -338,8 +480,12 @@
     <w:p/>
     <w:p/>
     <w:p/>
+    <w:p/>
     <w:p>
       <w:r>
+        <w:rPr>
+          <w:noProof/>
+        </w:rPr>
         <w:lastRenderedPageBreak/>
         <w:drawing>
           <wp:inline distT="0" distB="0" distL="0" distR="0" wp14:anchorId="11985AF1" wp14:editId="572E3A7D">
@@ -357,7 +503,7 @@
                     <pic:cNvPicPr/>
                   </pic:nvPicPr>
                   <pic:blipFill rotWithShape="1">
-                    <a:blip r:embed="rId5"/>
+                    <a:blip r:embed="rId6"/>
                     <a:srcRect l="6619"/>
                     <a:stretch>
                       <a:fillRect/>
@@ -396,6 +542,9 @@
     <w:p/>
     <w:p>
       <w:r>
+        <w:rPr>
+          <w:noProof/>
+        </w:rPr>
         <w:lastRenderedPageBreak/>
         <w:drawing>
           <wp:inline distT="0" distB="0" distL="0" distR="0" wp14:anchorId="7061C716" wp14:editId="156ED1E3">
@@ -413,7 +562,7 @@
                     <pic:cNvPicPr/>
                   </pic:nvPicPr>
                   <pic:blipFill>
-                    <a:blip r:embed="rId6"/>
+                    <a:blip r:embed="rId7"/>
                     <a:stretch>
                       <a:fillRect/>
                     </a:stretch>
@@ -442,6 +591,9 @@
     <w:p/>
     <w:p>
       <w:r>
+        <w:rPr>
+          <w:noProof/>
+        </w:rPr>
         <w:lastRenderedPageBreak/>
         <w:drawing>
           <wp:anchor distT="0" distB="0" distL="114300" distR="114300" simplePos="0" relativeHeight="251659264" behindDoc="0" locked="0" layoutInCell="1" allowOverlap="1" wp14:anchorId="65DB3419" wp14:editId="2322B172">
@@ -467,7 +619,7 @@
                     <pic:cNvPicPr/>
                   </pic:nvPicPr>
                   <pic:blipFill>
-                    <a:blip r:embed="rId7">
+                    <a:blip r:embed="rId8">
                       <a:extLst>
                         <a:ext uri="{28A0092B-C50C-407E-A947-70E740481C1C}">
                           <a14:useLocalDpi xmlns:a14="http://schemas.microsoft.com/office/drawing/2010/main" val="0"/>
@@ -503,6 +655,9 @@
         <w:tab/>
       </w:r>
       <w:r>
+        <w:rPr>
+          <w:noProof/>
+        </w:rPr>
         <w:drawing>
           <wp:inline distT="0" distB="0" distL="0" distR="0" wp14:anchorId="473652D3" wp14:editId="6DC97F8C">
             <wp:extent cx="4331511" cy="3943350"/>
@@ -519,7 +674,7 @@
                     <pic:cNvPicPr/>
                   </pic:nvPicPr>
                   <pic:blipFill>
-                    <a:blip r:embed="rId8"/>
+                    <a:blip r:embed="rId9"/>
                     <a:stretch>
                       <a:fillRect/>
                     </a:stretch>
@@ -540,7 +695,121 @@
         </w:drawing>
       </w:r>
     </w:p>
-    <w:p/>
+    <w:p>
+      <w:r>
+        <w:lastRenderedPageBreak/>
+        <w:drawing>
+          <wp:inline distT="0" distB="0" distL="0" distR="0" wp14:anchorId="0A6CA940" wp14:editId="74F74B78">
+            <wp:extent cx="4579315" cy="3589669"/>
+            <wp:effectExtent l="0" t="0" r="0" b="0"/>
+            <wp:docPr id="840464863" name="Imagen 1"/>
+            <wp:cNvGraphicFramePr>
+              <a:graphicFrameLocks xmlns:a="http://schemas.openxmlformats.org/drawingml/2006/main" noChangeAspect="1"/>
+            </wp:cNvGraphicFramePr>
+            <a:graphic xmlns:a="http://schemas.openxmlformats.org/drawingml/2006/main">
+              <a:graphicData uri="http://schemas.openxmlformats.org/drawingml/2006/picture">
+                <pic:pic xmlns:pic="http://schemas.openxmlformats.org/drawingml/2006/picture">
+                  <pic:nvPicPr>
+                    <pic:cNvPr id="840464863" name=""/>
+                    <pic:cNvPicPr/>
+                  </pic:nvPicPr>
+                  <pic:blipFill>
+                    <a:blip r:embed="rId10"/>
+                    <a:stretch>
+                      <a:fillRect/>
+                    </a:stretch>
+                  </pic:blipFill>
+                  <pic:spPr>
+                    <a:xfrm>
+                      <a:off x="0" y="0"/>
+                      <a:ext cx="4590507" cy="3598442"/>
+                    </a:xfrm>
+                    <a:prstGeom prst="rect">
+                      <a:avLst/>
+                    </a:prstGeom>
+                  </pic:spPr>
+                </pic:pic>
+              </a:graphicData>
+            </a:graphic>
+          </wp:inline>
+        </w:drawing>
+      </w:r>
+      <w:r>
+        <w:drawing>
+          <wp:inline distT="0" distB="0" distL="0" distR="0" wp14:anchorId="3FF534C7" wp14:editId="17B3D970">
+            <wp:extent cx="4564684" cy="3828693"/>
+            <wp:effectExtent l="0" t="0" r="7620" b="635"/>
+            <wp:docPr id="1210601922" name="Imagen 1"/>
+            <wp:cNvGraphicFramePr>
+              <a:graphicFrameLocks xmlns:a="http://schemas.openxmlformats.org/drawingml/2006/main" noChangeAspect="1"/>
+            </wp:cNvGraphicFramePr>
+            <a:graphic xmlns:a="http://schemas.openxmlformats.org/drawingml/2006/main">
+              <a:graphicData uri="http://schemas.openxmlformats.org/drawingml/2006/picture">
+                <pic:pic xmlns:pic="http://schemas.openxmlformats.org/drawingml/2006/picture">
+                  <pic:nvPicPr>
+                    <pic:cNvPr id="1210601922" name=""/>
+                    <pic:cNvPicPr/>
+                  </pic:nvPicPr>
+                  <pic:blipFill>
+                    <a:blip r:embed="rId11"/>
+                    <a:stretch>
+                      <a:fillRect/>
+                    </a:stretch>
+                  </pic:blipFill>
+                  <pic:spPr>
+                    <a:xfrm>
+                      <a:off x="0" y="0"/>
+                      <a:ext cx="4591651" cy="3851312"/>
+                    </a:xfrm>
+                    <a:prstGeom prst="rect">
+                      <a:avLst/>
+                    </a:prstGeom>
+                  </pic:spPr>
+                </pic:pic>
+              </a:graphicData>
+            </a:graphic>
+          </wp:inline>
+        </w:drawing>
+      </w:r>
+      <w:r>
+        <w:lastRenderedPageBreak/>
+        <w:drawing>
+          <wp:inline distT="0" distB="0" distL="0" distR="0" wp14:anchorId="33CFDB1C" wp14:editId="1A702122">
+            <wp:extent cx="5612130" cy="5139055"/>
+            <wp:effectExtent l="0" t="0" r="7620" b="4445"/>
+            <wp:docPr id="572024061" name="Imagen 1"/>
+            <wp:cNvGraphicFramePr>
+              <a:graphicFrameLocks xmlns:a="http://schemas.openxmlformats.org/drawingml/2006/main" noChangeAspect="1"/>
+            </wp:cNvGraphicFramePr>
+            <a:graphic xmlns:a="http://schemas.openxmlformats.org/drawingml/2006/main">
+              <a:graphicData uri="http://schemas.openxmlformats.org/drawingml/2006/picture">
+                <pic:pic xmlns:pic="http://schemas.openxmlformats.org/drawingml/2006/picture">
+                  <pic:nvPicPr>
+                    <pic:cNvPr id="572024061" name=""/>
+                    <pic:cNvPicPr/>
+                  </pic:nvPicPr>
+                  <pic:blipFill>
+                    <a:blip r:embed="rId12"/>
+                    <a:stretch>
+                      <a:fillRect/>
+                    </a:stretch>
+                  </pic:blipFill>
+                  <pic:spPr>
+                    <a:xfrm>
+                      <a:off x="0" y="0"/>
+                      <a:ext cx="5612130" cy="5139055"/>
+                    </a:xfrm>
+                    <a:prstGeom prst="rect">
+                      <a:avLst/>
+                    </a:prstGeom>
+                  </pic:spPr>
+                </pic:pic>
+              </a:graphicData>
+            </a:graphic>
+          </wp:inline>
+        </w:drawing>
+      </w:r>
+    </w:p>
     <w:sectPr>
       <w:pgSz w:w="12240" w:h="15840"/>
       <w:pgMar w:top="1417" w:right="1701" w:bottom="1417" w:left="1701" w:header="708" w:footer="708" w:gutter="0"/>
@@ -1469,6 +1738,49 @@
       <w:spacing w:val="5"/>
     </w:rPr>
   </w:style>
+  <w:style w:type="paragraph" w:styleId="TtuloTDC">
+    <w:name w:val="TOC Heading"/>
+    <w:basedOn w:val="Ttulo1"/>
+    <w:next w:val="Normal"/>
+    <w:uiPriority w:val="39"/>
+    <w:unhideWhenUsed/>
+    <w:qFormat/>
+    <w:rsid w:val="001202CA"/>
+    <w:pPr>
+      <w:spacing w:before="240" w:after="0" w:line="259" w:lineRule="auto"/>
+      <w:outlineLvl w:val="9"/>
+    </w:pPr>
+    <w:rPr>
+      <w:kern w:val="0"/>
+      <w:sz w:val="32"/>
+      <w:szCs w:val="32"/>
+      <w:lang w:eastAsia="es-CO"/>
+      <w14:ligatures w14:val="none"/>
+    </w:rPr>
+  </w:style>
+  <w:style w:type="paragraph" w:styleId="TDC1">
+    <w:name w:val="toc 1"/>
+    <w:basedOn w:val="Normal"/>
+    <w:next w:val="Normal"/>
+    <w:autoRedefine/>
+    <w:uiPriority w:val="39"/>
+    <w:unhideWhenUsed/>
+    <w:rsid w:val="001202CA"/>
+    <w:pPr>
+      <w:spacing w:after="100"/>
+    </w:pPr>
+  </w:style>
+  <w:style w:type="character" w:styleId="Hipervnculo">
+    <w:name w:val="Hyperlink"/>
+    <w:basedOn w:val="Fuentedeprrafopredeter"/>
+    <w:uiPriority w:val="99"/>
+    <w:unhideWhenUsed/>
+    <w:rsid w:val="001202CA"/>
+    <w:rPr>
+      <w:color w:val="467886" w:themeColor="hyperlink"/>
+      <w:u w:val="single"/>
+    </w:rPr>
+  </w:style>
 </w:styles>
 </file>
 
@@ -1785,4 +2097,16 @@
     </a:ext>
   </a:extLst>
 </a:theme>
+</file>
+
+<file path=customXml/item1.xml><?xml version="1.0" encoding="utf-8"?>
+<b:Sources xmlns:b="http://schemas.openxmlformats.org/officeDocument/2006/bibliography" xmlns="http://schemas.openxmlformats.org/officeDocument/2006/bibliography" SelectedStyle="\APASixthEditionOfficeOnline.xsl" StyleName="APA" Version="6"/>
+</file>
+
+<file path=customXml/itemProps1.xml><?xml version="1.0" encoding="utf-8"?>
+<ds:datastoreItem xmlns:ds="http://schemas.openxmlformats.org/officeDocument/2006/customXml" ds:itemID="{7610689B-04BC-4AEF-A2F0-A0FC8ED5F1CA}">
+  <ds:schemaRefs>
+    <ds:schemaRef ds:uri="http://schemas.openxmlformats.org/officeDocument/2006/bibliography"/>
+  </ds:schemaRefs>
+</ds:datastoreItem>
 </file>